--- a/atelier/atelier_194.docx
+++ b/atelier/atelier_194.docx
@@ -474,7 +474,7 @@
                 <w:b w:val="false"/>
                 <w:bCs w:val="false"/>
               </w:rPr>
-              <w:t xml:space="preserve">Process d’urgence (#191)</w:t>
+              <w:t xml:space="preserve">Process d’urgence</w:t>
             </w:r>
           </w:p>
         </w:tc>
@@ -493,7 +493,7 @@
         <w:spacing w:after="120"/>
       </w:pPr>
       <w:r>
-        <w:t xml:space="preserve">Le process d’urgence (#191) fonctionne en journée. Mais que se passe-t-il si un pipeline casse à 17h30, ou un vendredi soir ? Sans règle claire pour les heures non ouvrées, un rouge peut traîner toute la nuit ou tout le week-end — et le recovery time explose. Le sujet de cet atelier est de clarifier les rôles et le SLA en dehors des heures ouvrées : que fait-on d’un rouge en fin de journée ? Attend-il le lendemain (acceptable ?) ou faut-il une astreinte ? Qui est responsable ? Le but n’est pas forcément d’imposer une astreinte 24/7 (souvent disproportionnée), mais de définir une règle claire et assumée — par exemple « un rouge après 17h est traité le lendemain à la première heure, sauf incident critique » — pour qu’il n’y ait ni flou ni rouge oublié. On adapte la réactivité au contexte horaire, sans surcharger les gens.</w:t>
+        <w:t xml:space="preserve">Le process d’urgence fonctionne en journée. Mais que se passe-t-il si un pipeline casse à 17h30, ou un vendredi soir ? Sans règle claire pour les heures non ouvrées, un rouge peut traîner toute la nuit ou tout le week-end — et le recovery time explose. Le sujet de cet atelier est de clarifier les rôles et le SLA en dehors des heures ouvrées : que fait-on d’un rouge en fin de journée ? Attend-il le lendemain (acceptable ?) ou faut-il une astreinte ? Qui est responsable ? Le but n’est pas forcément d’imposer une astreinte 24/7 (souvent disproportionnée), mais de définir une règle claire et assumée — par exemple « un rouge après 17h est traité le lendemain à la première heure, sauf incident critique » — pour qu’il n’y ait ni flou ni rouge oublié. On adapte la réactivité au contexte horaire, sans surcharger les gens.</w:t>
       </w:r>
     </w:p>
     <w:p>
@@ -905,7 +905,7 @@
         <w:spacing w:after="120"/>
       </w:pPr>
       <w:r>
-        <w:t xml:space="preserve">Les rôles hors heures sont clarifiés. Reste #195 (revert automatique — automatiser le retour au vert si le rouge persiste), qui clôt S03. Le revert auto (#195) est particulièrement utile hors heures : il ramène au vert sans intervention humaine.</w:t>
+        <w:t xml:space="preserve">Les rôles hors heures sont clarifiés. Reste (revert automatique — automatiser le retour au vert si le rouge persiste), qui clôt S03. Le revert auto est particulièrement utile hors heures : il ramène au vert sans intervention humaine.</w:t>
       </w:r>
     </w:p>
     <w:p>
@@ -921,7 +921,7 @@
         <w:spacing w:after="120"/>
       </w:pPr>
       <w:r>
-        <w:t xml:space="preserve">La squad a clarifié les rôles et le SLA hors heures ouvrées : une règle simple et assumée pour les rouges de fin de journée et de week-end, distinguant critique et non-critique, avec astreinte seulement si justifié (rotation équitable). Plus aucun rouge n’est oublié faute de règle, et l’équilibre de vie est protégé par la clarté. La mesure Recovery time du hub ne dérive plus hors heures. La question S03 couvre ses heures non ouvrées, prête à automatiser le retour au vert (#195).</w:t>
+        <w:t xml:space="preserve">La squad a clarifié les rôles et le SLA hors heures ouvrées : une règle simple et assumée pour les rouges de fin de journée et de week-end, distinguant critique et non-critique, avec astreinte seulement si justifié (rotation équitable). Plus aucun rouge n’est oublié faute de règle, et l’équilibre de vie est protégé par la clarté. La mesure Recovery time du hub ne dérive plus hors heures. La question S03 couvre ses heures non ouvrées, prête à automatiser le retour au vert.</w:t>
       </w:r>
     </w:p>
     <w:sectPr>
